--- a/docs/BIMCIM詳細度サンプルビューア_操作説明書（社内営業向け）.docx
+++ b/docs/BIMCIM詳細度サンプルビューア_操作説明書（社内営業向け）.docx
@@ -45,7 +45,7 @@
         </w:rPr>
         <w:t>Malme株式会社</w:t>
         <w:br/>
-        <w:t>2026年09月26日  第1.0版</w:t>
+        <w:t>2026年09月27日  第1.0版</w:t>
       </w:r>
     </w:p>
     <w:p>
@@ -249,7 +249,7 @@
                 <w:rFonts w:ascii="Yu Gothic" w:hAnsi="Yu Gothic" w:eastAsia="Yu Gothic"/>
                 <w:sz w:val="19"/>
               </w:rPr>
-              <w:t>https://＜GitHubユーザー名または組織名＞.github.io/bimcim-lod-viewer/</w:t>
+              <w:t>https://ayumiwatanabe-ops.github.io/bimcim-lod-viewer/</w:t>
             </w:r>
           </w:p>
         </w:tc>
@@ -293,7 +293,7 @@
                 <w:rFonts w:ascii="Yu Gothic" w:hAnsi="Yu Gothic" w:eastAsia="Yu Gothic"/>
                 <w:sz w:val="19"/>
               </w:rPr>
-              <w:t>https://github.com/＜GitHubユーザー名または組織名＞/bimcim-lod-viewer/releases の bimcim-lod-viewer_offline.html</w:t>
+              <w:t>https://github.com/ayumiwatanabe-ops/bimcim-lod-viewer/releases の bimcim-lod-viewer_offline.html</w:t>
             </w:r>
           </w:p>
         </w:tc>
@@ -337,7 +337,7 @@
                 <w:rFonts w:ascii="Yu Gothic" w:hAnsi="Yu Gothic" w:eastAsia="Yu Gothic"/>
                 <w:sz w:val="19"/>
               </w:rPr>
-              <w:t>https://github.com/＜GitHubユーザー名または組織名＞/bimcim-lod-viewer/releases の ＜工種ID＞_ifc_dxf_obj.zip</w:t>
+              <w:t>https://github.com/ayumiwatanabe-ops/bimcim-lod-viewer/releases の ＜工種ID＞_ifc_dxf_obj.zip</w:t>
             </w:r>
           </w:p>
         </w:tc>

--- a/docs/BIMCIM詳細度サンプルビューア_操作説明書（社内営業向け）.docx
+++ b/docs/BIMCIM詳細度サンプルビューア_操作説明書（社内営業向け）.docx
@@ -45,7 +45,7 @@
         </w:rPr>
         <w:t>Malme株式会社</w:t>
         <w:br/>
-        <w:t>2026年09月27日  第1.0版</w:t>
+        <w:t>2026年09月29日  第1.0版</w:t>
       </w:r>
     </w:p>
     <w:p>

--- a/docs/BIMCIM詳細度サンプルビューア_操作説明書（社内営業向け）.docx
+++ b/docs/BIMCIM詳細度サンプルビューア_操作説明書（社内営業向け）.docx
@@ -263,7 +263,7 @@
                 <w:rFonts w:ascii="Yu Gothic" w:hAnsi="Yu Gothic" w:eastAsia="Yu Gothic"/>
                 <w:sz w:val="19"/>
               </w:rPr>
-              <w:t>お客様のPC・スマホからそのまま閲覧可。案内は「お客様向け操作説明書」を添付</w:t>
+              <w:t>お客様のPC・iPad・スマホからそのまま閲覧可。iPad は「ホーム画面に追加」でアプリのように使え、保存後はオフラインでも動く。案内は「お客様向け操作説明書」2.2 を参照</w:t>
             </w:r>
           </w:p>
         </w:tc>
@@ -2167,6 +2167,36 @@
           </w:p>
         </w:tc>
       </w:tr>
+      <w:tr>
+        <w:tc>
+          <w:tcPr>
+            <w:tcW w:type="dxa" w:w="3402"/>
+          </w:tcPr>
+          <w:p>
+            <w:r>
+              <w:rPr>
+                <w:rFonts w:ascii="Yu Gothic" w:hAnsi="Yu Gothic" w:eastAsia="Yu Gothic"/>
+                <w:sz w:val="19"/>
+              </w:rPr>
+              <w:t>iPad で使いたい</w:t>
+            </w:r>
+          </w:p>
+        </w:tc>
+        <w:tc>
+          <w:tcPr>
+            <w:tcW w:type="dxa" w:w="6520"/>
+          </w:tcPr>
+          <w:p>
+            <w:r>
+              <w:rPr>
+                <w:rFonts w:ascii="Yu Gothic" w:hAnsi="Yu Gothic" w:eastAsia="Yu Gothic"/>
+                <w:sz w:val="19"/>
+              </w:rPr>
+              <w:t>Web版 URL を Safari で開き「ホーム画面に追加」。初回に約55MB を端末に保存するので Wi-Fi で開いてもらう。以後はオフラインでも動く。exe は Windows 専用。</w:t>
+            </w:r>
+          </w:p>
+        </w:tc>
+      </w:tr>
     </w:tbl>
     <w:p/>
     <w:p>
